--- a/skin-analyzer/fichas-parametros/docx/SA_11_AGE_STRUCTURE_PROTOCOL.docx
+++ b/skin-analyzer/fichas-parametros/docx/SA_11_AGE_STRUCTURE_PROTOCOL.docx
@@ -233,7 +233,7 @@
                 <w:sz w:val="18"/>
                 <w:szCs w:val="18"/>
               </w:rPr>
-              <w:t xml:space="preserve">EL NUEVO IDIOMA DE LAS ARRUGAS — YADALA</w:t>
+              <w:t xml:space="preserve">PROTOCOLO DE DIAGNÓSTICO + PREDICCIÓN + INTERVENCIÓN ESTRUCTURAL FACIAL</w:t>
             </w:r>
           </w:p>
           <w:p>
@@ -249,7 +249,7 @@
                 <w:sz w:val="20"/>
                 <w:szCs w:val="20"/>
               </w:rPr>
-              <w:t xml:space="preserve">No vendes un cosmético anti-edad.</w:t>
+              <w:t xml:space="preserve">No estás tratando el envejecimiento.</w:t>
             </w:r>
           </w:p>
           <w:p>
@@ -260,8 +260,8 @@
               <w:rPr>
                 <w:rFonts w:ascii="Arial" w:cs="Arial" w:eastAsia="Arial" w:hAnsi="Arial"/>
                 <w:color w:val="C6A56B"/>
-                <w:sz w:val="20"/>
-                <w:szCs w:val="20"/>
+                <w:sz w:val="22"/>
+                <w:szCs w:val="22"/>
               </w:rPr>
               <w:t xml:space="preserve">↓</w:t>
             </w:r>
@@ -295,7 +295,7 @@
                 <w:sz w:val="20"/>
                 <w:szCs w:val="20"/>
               </w:rPr>
-              <w:t xml:space="preserve">No vendes un cosmético anti-edad.</w:t>
+              <w:t xml:space="preserve">Estás reactivando la capacidad de la piel para sostenerse.</w:t>
             </w:r>
           </w:p>
           <w:p>
